--- a/기획/종합 설계 기획 전공지도 교수님 면담용.docx
+++ b/기획/종합 설계 기획 전공지도 교수님 면담용.docx
@@ -47,7 +47,21 @@
           <w:rFonts w:eastAsiaTheme="minorHAnsi" w:hint="eastAsia"/>
           <w:sz w:val="24"/>
         </w:rPr>
-        <w:t>20241820 한현우</w:t>
+        <w:t>20241820</w:t>
+      </w:r>
+      <w:r>
+        <w:rPr>
+          <w:rFonts w:eastAsiaTheme="minorHAnsi" w:hint="eastAsia"/>
+          <w:sz w:val="24"/>
+        </w:rPr>
+        <w:t>36</w:t>
+      </w:r>
+      <w:r>
+        <w:rPr>
+          <w:rFonts w:eastAsiaTheme="minorHAnsi" w:hint="eastAsia"/>
+          <w:sz w:val="24"/>
+        </w:rPr>
+        <w:t xml:space="preserve"> 한현우</w:t>
       </w:r>
       <w:r>
         <w:rPr>
@@ -61,90 +75,22 @@
           <w:rFonts w:eastAsiaTheme="minorHAnsi" w:hint="eastAsia"/>
           <w:sz w:val="24"/>
         </w:rPr>
-        <w:t>20241840 안병규</w:t>
-      </w:r>
-    </w:p>
-    <w:p>
-      <w:pPr>
-        <w:rPr>
-          <w:rFonts w:eastAsiaTheme="minorHAnsi"/>
-          <w:b/>
-          <w:bCs/>
-          <w:sz w:val="24"/>
-        </w:rPr>
-      </w:pPr>
-      <w:r>
-        <w:rPr>
-          <w:rFonts w:eastAsiaTheme="minorHAnsi" w:hint="eastAsia"/>
-          <w:b/>
-          <w:bCs/>
-          <w:sz w:val="24"/>
-        </w:rPr>
-        <w:t>기획 중인 장르 및 환경</w:t>
-      </w:r>
-    </w:p>
-    <w:p>
-      <w:pPr>
-        <w:rPr>
-          <w:rFonts w:eastAsiaTheme="minorHAnsi"/>
-          <w:sz w:val="24"/>
-        </w:rPr>
-      </w:pPr>
-      <w:proofErr w:type="gramStart"/>
-      <w:r>
-        <w:rPr>
-          <w:rFonts w:eastAsiaTheme="minorHAnsi" w:hint="eastAsia"/>
-          <w:sz w:val="24"/>
-        </w:rPr>
-        <w:t>장르 :</w:t>
-      </w:r>
-      <w:proofErr w:type="gramEnd"/>
-      <w:r>
-        <w:rPr>
-          <w:rFonts w:eastAsiaTheme="minorHAnsi" w:hint="eastAsia"/>
-          <w:sz w:val="24"/>
-        </w:rPr>
-        <w:t xml:space="preserve"> 협동 퍼즐 게임</w:t>
-      </w:r>
-    </w:p>
-    <w:p>
-      <w:pPr>
-        <w:rPr>
-          <w:rFonts w:eastAsiaTheme="minorHAnsi"/>
-          <w:sz w:val="24"/>
-        </w:rPr>
-      </w:pPr>
-      <w:r>
-        <w:rPr>
-          <w:rFonts w:eastAsiaTheme="minorHAnsi" w:hint="eastAsia"/>
-          <w:sz w:val="24"/>
-        </w:rPr>
-        <w:t xml:space="preserve">개발 </w:t>
-      </w:r>
-      <w:proofErr w:type="gramStart"/>
-      <w:r>
-        <w:rPr>
-          <w:rFonts w:eastAsiaTheme="minorHAnsi" w:hint="eastAsia"/>
-          <w:sz w:val="24"/>
-        </w:rPr>
-        <w:t>환경 :</w:t>
-      </w:r>
-      <w:proofErr w:type="gramEnd"/>
-      <w:r>
-        <w:rPr>
-          <w:rFonts w:eastAsiaTheme="minorHAnsi" w:hint="eastAsia"/>
-          <w:sz w:val="24"/>
-        </w:rPr>
-        <w:t xml:space="preserve"> DirectX12, DXR, C++23, MSVC</w:t>
-      </w:r>
-    </w:p>
-    <w:p>
-      <w:pPr>
-        <w:rPr>
-          <w:rFonts w:eastAsiaTheme="minorHAnsi"/>
-          <w:sz w:val="24"/>
-        </w:rPr>
-      </w:pPr>
+        <w:t>20241840</w:t>
+      </w:r>
+      <w:r>
+        <w:rPr>
+          <w:rFonts w:eastAsiaTheme="minorHAnsi" w:hint="eastAsia"/>
+          <w:sz w:val="24"/>
+        </w:rPr>
+        <w:t>16</w:t>
+      </w:r>
+      <w:r>
+        <w:rPr>
+          <w:rFonts w:eastAsiaTheme="minorHAnsi" w:hint="eastAsia"/>
+          <w:sz w:val="24"/>
+        </w:rPr>
+        <w:t xml:space="preserve"> 안병규</w:t>
+      </w:r>
     </w:p>
     <w:p>
       <w:pPr>
@@ -327,6 +273,8 @@
       <w:pPr>
         <w:rPr>
           <w:rFonts w:eastAsiaTheme="minorHAnsi"/>
+          <w:b/>
+          <w:bCs/>
           <w:sz w:val="24"/>
         </w:rPr>
       </w:pPr>
@@ -334,7 +282,228 @@
     <w:p>
       <w:pPr>
         <w:rPr>
-          <w:rFonts w:eastAsiaTheme="minorHAnsi" w:hint="eastAsia"/>
+          <w:rFonts w:eastAsiaTheme="minorHAnsi"/>
+          <w:b/>
+          <w:bCs/>
+          <w:sz w:val="24"/>
+        </w:rPr>
+      </w:pPr>
+    </w:p>
+    <w:p>
+      <w:pPr>
+        <w:rPr>
+          <w:rFonts w:eastAsiaTheme="minorHAnsi"/>
+          <w:b/>
+          <w:bCs/>
+          <w:sz w:val="24"/>
+        </w:rPr>
+      </w:pPr>
+      <w:r>
+        <w:rPr>
+          <w:rFonts w:eastAsiaTheme="minorHAnsi" w:hint="eastAsia"/>
+          <w:b/>
+          <w:bCs/>
+          <w:sz w:val="24"/>
+        </w:rPr>
+        <w:t>기획 중인 장르 및 환경</w:t>
+      </w:r>
+    </w:p>
+    <w:p>
+      <w:pPr>
+        <w:rPr>
+          <w:rFonts w:eastAsiaTheme="minorHAnsi" w:hint="eastAsia"/>
+          <w:sz w:val="24"/>
+        </w:rPr>
+      </w:pPr>
+      <w:proofErr w:type="gramStart"/>
+      <w:r>
+        <w:rPr>
+          <w:rFonts w:eastAsiaTheme="minorHAnsi" w:hint="eastAsia"/>
+          <w:sz w:val="24"/>
+        </w:rPr>
+        <w:t>장르 :</w:t>
+      </w:r>
+      <w:proofErr w:type="gramEnd"/>
+      <w:r>
+        <w:rPr>
+          <w:rFonts w:eastAsiaTheme="minorHAnsi" w:hint="eastAsia"/>
+          <w:sz w:val="24"/>
+        </w:rPr>
+        <w:t xml:space="preserve"> </w:t>
+      </w:r>
+      <w:proofErr w:type="gramStart"/>
+      <w:r>
+        <w:rPr>
+          <w:rFonts w:eastAsiaTheme="minorHAnsi"/>
+          <w:sz w:val="24"/>
+        </w:rPr>
+        <w:t>전투</w:t>
+      </w:r>
+      <w:r>
+        <w:rPr>
+          <w:rFonts w:eastAsiaTheme="minorHAnsi" w:hint="eastAsia"/>
+          <w:sz w:val="24"/>
+        </w:rPr>
+        <w:t xml:space="preserve"> /</w:t>
+      </w:r>
+      <w:proofErr w:type="gramEnd"/>
+      <w:r>
+        <w:rPr>
+          <w:rFonts w:eastAsiaTheme="minorHAnsi" w:hint="eastAsia"/>
+          <w:sz w:val="24"/>
+        </w:rPr>
+        <w:t xml:space="preserve"> </w:t>
+      </w:r>
+      <w:proofErr w:type="gramStart"/>
+      <w:r>
+        <w:rPr>
+          <w:rFonts w:eastAsiaTheme="minorHAnsi" w:hint="eastAsia"/>
+          <w:sz w:val="24"/>
+        </w:rPr>
+        <w:t>액션 /</w:t>
+      </w:r>
+      <w:proofErr w:type="gramEnd"/>
+      <w:r>
+        <w:rPr>
+          <w:rFonts w:eastAsiaTheme="minorHAnsi" w:hint="eastAsia"/>
+          <w:sz w:val="24"/>
+        </w:rPr>
+        <w:t xml:space="preserve"> </w:t>
+      </w:r>
+      <w:proofErr w:type="gramStart"/>
+      <w:r>
+        <w:rPr>
+          <w:rFonts w:eastAsiaTheme="minorHAnsi" w:hint="eastAsia"/>
+          <w:sz w:val="24"/>
+        </w:rPr>
+        <w:t>전략 /</w:t>
+      </w:r>
+      <w:proofErr w:type="gramEnd"/>
+      <w:r>
+        <w:rPr>
+          <w:rFonts w:eastAsiaTheme="minorHAnsi" w:hint="eastAsia"/>
+          <w:sz w:val="24"/>
+        </w:rPr>
+        <w:t xml:space="preserve"> 멀티플레이</w:t>
+      </w:r>
+    </w:p>
+    <w:p>
+      <w:pPr>
+        <w:rPr>
+          <w:rFonts w:eastAsiaTheme="minorHAnsi"/>
+          <w:sz w:val="24"/>
+        </w:rPr>
+      </w:pPr>
+      <w:r>
+        <w:rPr>
+          <w:rFonts w:eastAsiaTheme="minorHAnsi" w:hint="eastAsia"/>
+          <w:sz w:val="24"/>
+        </w:rPr>
+        <w:t xml:space="preserve">개발 </w:t>
+      </w:r>
+      <w:proofErr w:type="gramStart"/>
+      <w:r>
+        <w:rPr>
+          <w:rFonts w:eastAsiaTheme="minorHAnsi" w:hint="eastAsia"/>
+          <w:sz w:val="24"/>
+        </w:rPr>
+        <w:t>환경 :</w:t>
+      </w:r>
+      <w:proofErr w:type="gramEnd"/>
+      <w:r>
+        <w:rPr>
+          <w:rFonts w:eastAsiaTheme="minorHAnsi" w:hint="eastAsia"/>
+          <w:sz w:val="24"/>
+        </w:rPr>
+        <w:t xml:space="preserve"> DirectX12, DXR, C++23, MSVC</w:t>
+      </w:r>
+    </w:p>
+    <w:p>
+      <w:pPr>
+        <w:rPr>
+          <w:rFonts w:eastAsiaTheme="minorHAnsi"/>
+          <w:sz w:val="24"/>
+        </w:rPr>
+      </w:pPr>
+    </w:p>
+    <w:p>
+      <w:pPr>
+        <w:rPr>
+          <w:rFonts w:eastAsiaTheme="minorHAnsi"/>
+          <w:sz w:val="24"/>
+        </w:rPr>
+      </w:pPr>
+    </w:p>
+    <w:p>
+      <w:pPr>
+        <w:rPr>
+          <w:rFonts w:eastAsiaTheme="minorHAnsi"/>
+          <w:b/>
+          <w:bCs/>
+          <w:sz w:val="24"/>
+        </w:rPr>
+      </w:pPr>
+      <w:proofErr w:type="spellStart"/>
+      <w:r>
+        <w:rPr>
+          <w:rFonts w:eastAsiaTheme="minorHAnsi" w:hint="eastAsia"/>
+          <w:b/>
+          <w:bCs/>
+          <w:sz w:val="24"/>
+        </w:rPr>
+        <w:t>게임컨셉</w:t>
+      </w:r>
+      <w:proofErr w:type="spellEnd"/>
+    </w:p>
+    <w:p>
+      <w:pPr>
+        <w:rPr>
+          <w:rFonts w:eastAsiaTheme="minorHAnsi"/>
+          <w:sz w:val="24"/>
+        </w:rPr>
+      </w:pPr>
+      <w:r>
+        <w:rPr>
+          <w:rFonts w:eastAsiaTheme="minorHAnsi" w:hint="eastAsia"/>
+          <w:sz w:val="24"/>
+        </w:rPr>
+        <w:t xml:space="preserve">우주 공간에 흩어진 행성들을 차지하기 위한 침략 전쟁. </w:t>
+      </w:r>
+    </w:p>
+    <w:p>
+      <w:pPr>
+        <w:rPr>
+          <w:rFonts w:eastAsiaTheme="minorHAnsi"/>
+          <w:sz w:val="24"/>
+        </w:rPr>
+      </w:pPr>
+      <w:r>
+        <w:rPr>
+          <w:rFonts w:eastAsiaTheme="minorHAnsi" w:hint="eastAsia"/>
+          <w:sz w:val="24"/>
+        </w:rPr>
+        <w:t xml:space="preserve">각 플레이어는 자신의 행성을 </w:t>
+      </w:r>
+      <w:r>
+        <w:rPr>
+          <w:rFonts w:eastAsiaTheme="minorHAnsi"/>
+          <w:sz w:val="24"/>
+        </w:rPr>
+        <w:t>거점으로 삼고, 상대방의 행성을 침략하여 기지 핵을 점령하는 것이 목표.</w:t>
+      </w:r>
+    </w:p>
+    <w:p>
+      <w:pPr>
+        <w:rPr>
+          <w:rFonts w:eastAsiaTheme="minorHAnsi" w:hint="eastAsia"/>
+          <w:sz w:val="24"/>
+        </w:rPr>
+      </w:pPr>
+    </w:p>
+    <w:p>
+      <w:pPr>
+        <w:rPr>
+          <w:rFonts w:eastAsiaTheme="minorHAnsi"/>
           <w:sz w:val="24"/>
         </w:rPr>
       </w:pPr>
@@ -1285,7 +1454,6 @@
   <w:style w:type="character" w:default="1" w:styleId="a0">
     <w:name w:val="Default Paragraph Font"/>
     <w:uiPriority w:val="1"/>
-    <w:semiHidden/>
     <w:unhideWhenUsed/>
   </w:style>
   <w:style w:type="table" w:default="1" w:styleId="a1">
@@ -1910,4 +2078,16 @@
     </a:ext>
   </a:extLst>
 </a:theme>
+</file>
+
+<file path=customXml/item1.xml><?xml version="1.0" encoding="utf-8"?>
+<b:Sources xmlns:b="http://schemas.openxmlformats.org/officeDocument/2006/bibliography" xmlns="http://schemas.openxmlformats.org/officeDocument/2006/bibliography" SelectedStyle="\APASixthEditionOfficeOnline.xsl" StyleName="APA" Version="6"/>
+</file>
+
+<file path=customXml/itemProps1.xml><?xml version="1.0" encoding="utf-8"?>
+<ds:datastoreItem xmlns:ds="http://schemas.openxmlformats.org/officeDocument/2006/customXml" ds:itemID="{BF7F3CF6-2C6A-40A3-AE28-B041CCCB61D4}">
+  <ds:schemaRefs>
+    <ds:schemaRef ds:uri="http://schemas.openxmlformats.org/officeDocument/2006/bibliography"/>
+  </ds:schemaRefs>
+</ds:datastoreItem>
 </file>